--- a/report-templates/Attainx_Theory_Template.docx
+++ b/report-templates/Attainx_Theory_Template.docx
@@ -496,18 +496,7 @@
                 <w:sz w:val="24"/>
                 <w:szCs w:val="24"/>
               </w:rPr>
-              <w:t>Academic Year {{ACADEMIC_YEAR}}</w:t>
-            </w:r>
-            <w:r>
-              <w:rPr>
-                <w:rFonts w:ascii="Times New Roman" w:eastAsia="Times New Roman" w:hAnsi="Times New Roman"/>
-                <w:b/>
-                <w:bCs/>
-                <w:color w:val="000000"/>
-                <w:sz w:val="24"/>
-                <w:szCs w:val="24"/>
-              </w:rPr>
-              <w:t>:</w:t>
+              <w:t xml:space="preserve">Academic Year : {{ACADEMIC_YEAR}}</w:t>
             </w:r>
             <w:bookmarkStart w:id="0" w:name="_GoBack"/>
             <w:bookmarkEnd w:id="0"/>
@@ -558,6 +547,17 @@
                 <w:szCs w:val="24"/>
               </w:rPr>
               <w:t xml:space="preserve">:- </w:t>
+            </w:r>
+            <w:r>
+              <w:rPr>
+                <w:rFonts w:ascii="Times New Roman" w:eastAsia="Times New Roman" w:hAnsi="Times New Roman"/>
+                <w:b/>
+                <w:bCs/>
+                <w:color w:val="000000"/>
+                <w:sz w:val="24"/>
+                <w:szCs w:val="24"/>
+              </w:rPr>
+              <w:t>{{COURSE_NAME}}</w:t>
             </w:r>
           </w:p>
         </w:tc>
@@ -6927,7 +6927,7 @@
     </w:p>
     <w:tbl>
       <w:tblPr>
-        <w:tblW w:w="9889" w:type="dxa"/>
+        <w:tblW w:w="9360" w:type="dxa"/>
         <w:tblBorders>
           <w:top w:val="single" w:sz="4" w:space="0" w:color="000000"/>
           <w:left w:val="single" w:sz="4" w:space="0" w:color="000000"/>
@@ -6943,7 +6943,7 @@
         <w:gridCol w:w="833"/>
         <w:gridCol w:w="1057"/>
         <w:gridCol w:w="900"/>
-        <w:gridCol w:w="6271"/>
+        <w:gridCol w:w="5742"/>
       </w:tblGrid>
       <w:tr>
         <w:tc>
@@ -7100,7 +7100,7 @@
         </w:tc>
         <w:tc>
           <w:tcPr>
-            <w:tcW w:w="6271" w:type="dxa"/>
+            <w:tcW w:w="5742" w:type="dxa"/>
             <w:vAlign w:val="center"/>
           </w:tcPr>
           <w:p>
@@ -7228,7 +7228,7 @@
         </w:tc>
         <w:tc>
           <w:tcPr>
-            <w:tcW w:w="6271" w:type="dxa"/>
+            <w:tcW w:w="5742" w:type="dxa"/>
             <w:vAlign w:val="center"/>
           </w:tcPr>
           <w:p>
@@ -7447,7 +7447,7 @@
         </w:tc>
         <w:tc>
           <w:tcPr>
-            <w:tcW w:w="6271" w:type="dxa"/>
+            <w:tcW w:w="5742" w:type="dxa"/>
           </w:tcPr>
           <w:p>
             <w:pPr>
@@ -7556,7 +7556,7 @@
         </w:tc>
         <w:tc>
           <w:tcPr>
-            <w:tcW w:w="6271" w:type="dxa"/>
+            <w:tcW w:w="5742" w:type="dxa"/>
           </w:tcPr>
           <w:p>
             <w:pPr>
@@ -7665,7 +7665,7 @@
         </w:tc>
         <w:tc>
           <w:tcPr>
-            <w:tcW w:w="6271" w:type="dxa"/>
+            <w:tcW w:w="5742" w:type="dxa"/>
           </w:tcPr>
           <w:p>
             <w:pPr>
@@ -7774,7 +7774,7 @@
         </w:tc>
         <w:tc>
           <w:tcPr>
-            <w:tcW w:w="6271" w:type="dxa"/>
+            <w:tcW w:w="5742" w:type="dxa"/>
           </w:tcPr>
           <w:p>
             <w:pPr>
@@ -7883,7 +7883,7 @@
         </w:tc>
         <w:tc>
           <w:tcPr>
-            <w:tcW w:w="6271" w:type="dxa"/>
+            <w:tcW w:w="5742" w:type="dxa"/>
           </w:tcPr>
           <w:p>
             <w:pPr>
@@ -7992,7 +7992,7 @@
         </w:tc>
         <w:tc>
           <w:tcPr>
-            <w:tcW w:w="6271" w:type="dxa"/>
+            <w:tcW w:w="5742" w:type="dxa"/>
           </w:tcPr>
           <w:p>
             <w:pPr>
